--- a/парктроник проект.docx
+++ b/парктроник проект.docx
@@ -1233,503 +1233,88 @@
         <w:t>4. Списък на използваните компоненти</w:t>
       </w:r>
     </w:p>
-    <w:tbl>
-      <w:tblPr>
-        <w:tblW w:w="0" w:type="auto"/>
-        <w:tblCellSpacing w:w="15" w:type="dxa"/>
-        <w:tblCellMar>
-          <w:top w:w="15" w:type="dxa"/>
-          <w:left w:w="15" w:type="dxa"/>
-          <w:bottom w:w="15" w:type="dxa"/>
-          <w:right w:w="15" w:type="dxa"/>
-        </w:tblCellMar>
-        <w:tblLook w:val="04A0" w:firstRow="1" w:lastRow="0" w:firstColumn="1" w:lastColumn="0" w:noHBand="0" w:noVBand="1"/>
-      </w:tblPr>
-      <w:tblGrid>
-        <w:gridCol w:w="3665"/>
-      </w:tblGrid>
-      <w:tr>
-        <w:trPr>
-          <w:tblHeader/>
-          <w:tblCellSpacing w:w="15" w:type="dxa"/>
-        </w:trPr>
-        <w:tc>
-          <w:tcPr>
-            <w:tcW w:w="0" w:type="auto"/>
-            <w:hideMark/>
-          </w:tcPr>
-          <w:tbl>
-            <w:tblPr>
-              <w:tblW w:w="0" w:type="auto"/>
-              <w:tblCellSpacing w:w="15" w:type="dxa"/>
-              <w:tblCellMar>
-                <w:top w:w="15" w:type="dxa"/>
-                <w:left w:w="15" w:type="dxa"/>
-                <w:bottom w:w="15" w:type="dxa"/>
-                <w:right w:w="15" w:type="dxa"/>
-              </w:tblCellMar>
-              <w:tblLook w:val="04A0" w:firstRow="1" w:lastRow="0" w:firstColumn="1" w:lastColumn="0" w:noHBand="0" w:noVBand="1"/>
-            </w:tblPr>
-            <w:tblGrid>
-              <w:gridCol w:w="1454"/>
-              <w:gridCol w:w="865"/>
-            </w:tblGrid>
-            <w:tr>
-              <w:trPr>
-                <w:tblCellSpacing w:w="15" w:type="dxa"/>
-              </w:trPr>
-              <w:tc>
-                <w:tcPr>
-                  <w:tcW w:w="0" w:type="auto"/>
-                  <w:vAlign w:val="center"/>
-                  <w:hideMark/>
-                </w:tcPr>
-                <w:p>
-                  <w:proofErr w:type="spellStart"/>
-                  <w:r>
-                    <w:lastRenderedPageBreak/>
-                    <w:t>Jumper</w:t>
-                  </w:r>
-                  <w:proofErr w:type="spellEnd"/>
-                  <w:r>
-                    <w:t xml:space="preserve"> кабели</w:t>
-                  </w:r>
-                </w:p>
-              </w:tc>
-              <w:tc>
-                <w:tcPr>
-                  <w:tcW w:w="0" w:type="auto"/>
-                  <w:vAlign w:val="center"/>
-                  <w:hideMark/>
-                </w:tcPr>
-                <w:p>
-                  <w:r>
-                    <w:t>Няколко</w:t>
-                  </w:r>
-                </w:p>
-              </w:tc>
-            </w:tr>
-          </w:tbl>
-          <w:p>
-            <w:pPr>
-              <w:spacing w:after="0" w:line="240" w:lineRule="auto"/>
-              <w:jc w:val="center"/>
-              <w:rPr>
-                <w:rFonts w:ascii="Times New Roman" w:eastAsia="Times New Roman" w:hAnsi="Times New Roman" w:cs="Times New Roman"/>
-                <w:b/>
-                <w:bCs/>
-                <w:sz w:val="24"/>
-                <w:szCs w:val="24"/>
-                <w:lang w:eastAsia="bg-BG"/>
-              </w:rPr>
-            </w:pPr>
-          </w:p>
-        </w:tc>
-      </w:tr>
-      <w:tr>
-        <w:trPr>
-          <w:tblCellSpacing w:w="15" w:type="dxa"/>
-        </w:trPr>
-        <w:tc>
-          <w:tcPr>
-            <w:tcW w:w="0" w:type="auto"/>
-            <w:hideMark/>
-          </w:tcPr>
-          <w:tbl>
-            <w:tblPr>
-              <w:tblW w:w="0" w:type="auto"/>
-              <w:tblCellSpacing w:w="15" w:type="dxa"/>
-              <w:tblCellMar>
-                <w:top w:w="15" w:type="dxa"/>
-                <w:left w:w="15" w:type="dxa"/>
-                <w:bottom w:w="15" w:type="dxa"/>
-                <w:right w:w="15" w:type="dxa"/>
-              </w:tblCellMar>
-              <w:tblLook w:val="04A0" w:firstRow="1" w:lastRow="0" w:firstColumn="1" w:lastColumn="0" w:noHBand="0" w:noVBand="1"/>
-            </w:tblPr>
-            <w:tblGrid>
-              <w:gridCol w:w="1033"/>
-              <w:gridCol w:w="187"/>
-            </w:tblGrid>
-            <w:tr>
-              <w:trPr>
-                <w:tblCellSpacing w:w="15" w:type="dxa"/>
-              </w:trPr>
-              <w:tc>
-                <w:tcPr>
-                  <w:tcW w:w="0" w:type="auto"/>
-                  <w:vAlign w:val="center"/>
-                  <w:hideMark/>
-                </w:tcPr>
-                <w:p>
-                  <w:r>
-                    <w:t>USB кабел</w:t>
-                  </w:r>
-                </w:p>
-              </w:tc>
-              <w:tc>
-                <w:tcPr>
-                  <w:tcW w:w="0" w:type="auto"/>
-                  <w:vAlign w:val="center"/>
-                  <w:hideMark/>
-                </w:tcPr>
-                <w:p>
-                  <w:r>
-                    <w:t>1</w:t>
-                  </w:r>
-                </w:p>
-              </w:tc>
-            </w:tr>
-          </w:tbl>
-          <w:p>
-            <w:pPr>
-              <w:spacing w:after="0" w:line="240" w:lineRule="auto"/>
-              <w:rPr>
-                <w:rFonts w:ascii="Times New Roman" w:eastAsia="Times New Roman" w:hAnsi="Times New Roman" w:cs="Times New Roman"/>
-                <w:sz w:val="24"/>
-                <w:szCs w:val="24"/>
-                <w:lang w:eastAsia="bg-BG"/>
-              </w:rPr>
-            </w:pPr>
-          </w:p>
-        </w:tc>
-      </w:tr>
-      <w:tr>
-        <w:trPr>
-          <w:tblCellSpacing w:w="15" w:type="dxa"/>
-        </w:trPr>
-        <w:tc>
-          <w:tcPr>
-            <w:tcW w:w="0" w:type="auto"/>
-            <w:hideMark/>
-          </w:tcPr>
-          <w:tbl>
-            <w:tblPr>
-              <w:tblW w:w="0" w:type="auto"/>
-              <w:tblCellSpacing w:w="15" w:type="dxa"/>
-              <w:tblCellMar>
-                <w:top w:w="15" w:type="dxa"/>
-                <w:left w:w="15" w:type="dxa"/>
-                <w:bottom w:w="15" w:type="dxa"/>
-                <w:right w:w="15" w:type="dxa"/>
-              </w:tblCellMar>
-              <w:tblLook w:val="04A0" w:firstRow="1" w:lastRow="0" w:firstColumn="1" w:lastColumn="0" w:noHBand="0" w:noVBand="1"/>
-            </w:tblPr>
-            <w:tblGrid>
-              <w:gridCol w:w="1454"/>
-              <w:gridCol w:w="865"/>
-            </w:tblGrid>
-            <w:tr>
-              <w:trPr>
-                <w:tblCellSpacing w:w="15" w:type="dxa"/>
-              </w:trPr>
-              <w:tc>
-                <w:tcPr>
-                  <w:tcW w:w="0" w:type="auto"/>
-                  <w:vAlign w:val="center"/>
-                  <w:hideMark/>
-                </w:tcPr>
-                <w:p>
-                  <w:proofErr w:type="spellStart"/>
-                  <w:r>
-                    <w:t>Jumper</w:t>
-                  </w:r>
-                  <w:proofErr w:type="spellEnd"/>
-                  <w:r>
-                    <w:t xml:space="preserve"> кабели</w:t>
-                  </w:r>
-                </w:p>
-              </w:tc>
-              <w:tc>
-                <w:tcPr>
-                  <w:tcW w:w="0" w:type="auto"/>
-                  <w:vAlign w:val="center"/>
-                  <w:hideMark/>
-                </w:tcPr>
-                <w:p>
-                  <w:r>
-                    <w:t>Няколко</w:t>
-                  </w:r>
-                </w:p>
-              </w:tc>
-            </w:tr>
-          </w:tbl>
-          <w:p>
-            <w:pPr>
-              <w:spacing w:after="0" w:line="240" w:lineRule="auto"/>
-              <w:rPr>
-                <w:rFonts w:ascii="Times New Roman" w:eastAsia="Times New Roman" w:hAnsi="Times New Roman" w:cs="Times New Roman"/>
-                <w:sz w:val="24"/>
-                <w:szCs w:val="24"/>
-                <w:lang w:eastAsia="bg-BG"/>
-              </w:rPr>
-            </w:pPr>
-          </w:p>
-        </w:tc>
-      </w:tr>
-      <w:tr>
-        <w:trPr>
-          <w:tblCellSpacing w:w="15" w:type="dxa"/>
-        </w:trPr>
-        <w:tc>
-          <w:tcPr>
-            <w:tcW w:w="0" w:type="auto"/>
-            <w:hideMark/>
-          </w:tcPr>
-          <w:tbl>
-            <w:tblPr>
-              <w:tblW w:w="0" w:type="auto"/>
-              <w:tblCellSpacing w:w="15" w:type="dxa"/>
-              <w:tblCellMar>
-                <w:top w:w="15" w:type="dxa"/>
-                <w:left w:w="15" w:type="dxa"/>
-                <w:bottom w:w="15" w:type="dxa"/>
-                <w:right w:w="15" w:type="dxa"/>
-              </w:tblCellMar>
-              <w:tblLook w:val="04A0" w:firstRow="1" w:lastRow="0" w:firstColumn="1" w:lastColumn="0" w:noHBand="0" w:noVBand="1"/>
-            </w:tblPr>
-            <w:tblGrid>
-              <w:gridCol w:w="3388"/>
-              <w:gridCol w:w="187"/>
-            </w:tblGrid>
-            <w:tr>
-              <w:trPr>
-                <w:tblCellSpacing w:w="15" w:type="dxa"/>
-              </w:trPr>
-              <w:tc>
-                <w:tcPr>
-                  <w:tcW w:w="0" w:type="auto"/>
-                  <w:vAlign w:val="center"/>
-                  <w:hideMark/>
-                </w:tcPr>
-                <w:p>
-                  <w:r>
-                    <w:t>USB кабел</w:t>
-                  </w:r>
-                </w:p>
-              </w:tc>
-              <w:tc>
-                <w:tcPr>
-                  <w:tcW w:w="0" w:type="auto"/>
-                  <w:vAlign w:val="center"/>
-                  <w:hideMark/>
-                </w:tcPr>
-                <w:p>
-                  <w:r>
-                    <w:t>1</w:t>
-                  </w:r>
-                </w:p>
-              </w:tc>
-            </w:tr>
-            <w:tr>
-              <w:trPr>
-                <w:tblCellSpacing w:w="15" w:type="dxa"/>
-              </w:trPr>
-              <w:tc>
-                <w:tcPr>
-                  <w:tcW w:w="0" w:type="auto"/>
-                  <w:vAlign w:val="center"/>
-                </w:tcPr>
-                <w:tbl>
-                  <w:tblPr>
-                    <w:tblW w:w="0" w:type="auto"/>
-                    <w:tblCellSpacing w:w="15" w:type="dxa"/>
-                    <w:tblCellMar>
-                      <w:top w:w="15" w:type="dxa"/>
-                      <w:left w:w="15" w:type="dxa"/>
-                      <w:bottom w:w="15" w:type="dxa"/>
-                      <w:right w:w="15" w:type="dxa"/>
-                    </w:tblCellMar>
-                    <w:tblLook w:val="04A0" w:firstRow="1" w:lastRow="0" w:firstColumn="1" w:lastColumn="0" w:noHBand="0" w:noVBand="1"/>
-                  </w:tblPr>
-                  <w:tblGrid>
-                    <w:gridCol w:w="1455"/>
-                    <w:gridCol w:w="195"/>
-                  </w:tblGrid>
-                  <w:tr>
-                    <w:trPr>
-                      <w:tblCellSpacing w:w="15" w:type="dxa"/>
-                    </w:trPr>
-                    <w:tc>
-                      <w:tcPr>
-                        <w:tcW w:w="0" w:type="auto"/>
-                        <w:vAlign w:val="center"/>
-                        <w:hideMark/>
-                      </w:tcPr>
-                      <w:p>
-                        <w:pPr>
-                          <w:spacing w:after="0" w:line="240" w:lineRule="auto"/>
-                          <w:rPr>
-                            <w:rFonts w:ascii="Times New Roman" w:eastAsia="Times New Roman" w:hAnsi="Times New Roman" w:cs="Times New Roman"/>
-                            <w:sz w:val="24"/>
-                            <w:szCs w:val="24"/>
-                            <w:lang w:eastAsia="bg-BG"/>
-                          </w:rPr>
-                        </w:pPr>
-                        <w:proofErr w:type="spellStart"/>
-                        <w:r>
-                          <w:rPr>
-                            <w:rFonts w:ascii="Times New Roman" w:eastAsia="Times New Roman" w:hAnsi="Times New Roman" w:cs="Times New Roman"/>
-                            <w:sz w:val="24"/>
-                            <w:szCs w:val="24"/>
-                            <w:lang w:eastAsia="bg-BG"/>
-                          </w:rPr>
-                          <w:t>Arduino</w:t>
-                        </w:r>
-                        <w:proofErr w:type="spellEnd"/>
-                        <w:r>
-                          <w:rPr>
-                            <w:rFonts w:ascii="Times New Roman" w:eastAsia="Times New Roman" w:hAnsi="Times New Roman" w:cs="Times New Roman"/>
-                            <w:sz w:val="24"/>
-                            <w:szCs w:val="24"/>
-                            <w:lang w:eastAsia="bg-BG"/>
-                          </w:rPr>
-                          <w:t xml:space="preserve"> UNO</w:t>
-                        </w:r>
-                      </w:p>
-                    </w:tc>
-                    <w:tc>
-                      <w:tcPr>
-                        <w:tcW w:w="0" w:type="auto"/>
-                        <w:vAlign w:val="center"/>
-                        <w:hideMark/>
-                      </w:tcPr>
-                      <w:p>
-                        <w:pPr>
-                          <w:spacing w:after="0" w:line="240" w:lineRule="auto"/>
-                          <w:rPr>
-                            <w:rFonts w:ascii="Times New Roman" w:eastAsia="Times New Roman" w:hAnsi="Times New Roman" w:cs="Times New Roman"/>
-                            <w:sz w:val="24"/>
-                            <w:szCs w:val="24"/>
-                            <w:lang w:eastAsia="bg-BG"/>
-                          </w:rPr>
-                        </w:pPr>
-                        <w:r>
-                          <w:rPr>
-                            <w:rFonts w:ascii="Times New Roman" w:eastAsia="Times New Roman" w:hAnsi="Times New Roman" w:cs="Times New Roman"/>
-                            <w:sz w:val="24"/>
-                            <w:szCs w:val="24"/>
-                            <w:lang w:eastAsia="bg-BG"/>
-                          </w:rPr>
-                          <w:t>1</w:t>
-                        </w:r>
-                      </w:p>
-                    </w:tc>
-                  </w:tr>
-                </w:tbl>
-                <w:p>
-                  <w:pPr>
-                    <w:spacing w:after="0" w:line="240" w:lineRule="auto"/>
-                    <w:rPr>
-                      <w:rFonts w:ascii="Times New Roman" w:eastAsia="Times New Roman" w:hAnsi="Times New Roman" w:cs="Times New Roman"/>
-                      <w:vanish/>
-                      <w:sz w:val="24"/>
-                      <w:szCs w:val="24"/>
-                      <w:lang w:eastAsia="bg-BG"/>
-                    </w:rPr>
-                  </w:pPr>
-                </w:p>
-                <w:tbl>
-                  <w:tblPr>
-                    <w:tblW w:w="0" w:type="auto"/>
-                    <w:tblCellSpacing w:w="15" w:type="dxa"/>
-                    <w:tblCellMar>
-                      <w:top w:w="15" w:type="dxa"/>
-                      <w:left w:w="15" w:type="dxa"/>
-                      <w:bottom w:w="15" w:type="dxa"/>
-                      <w:right w:w="15" w:type="dxa"/>
-                    </w:tblCellMar>
-                    <w:tblLook w:val="04A0" w:firstRow="1" w:lastRow="0" w:firstColumn="1" w:lastColumn="0" w:noHBand="0" w:noVBand="1"/>
-                  </w:tblPr>
-                  <w:tblGrid>
-                    <w:gridCol w:w="3118"/>
-                    <w:gridCol w:w="195"/>
-                  </w:tblGrid>
-                  <w:tr>
-                    <w:trPr>
-                      <w:tblCellSpacing w:w="15" w:type="dxa"/>
-                    </w:trPr>
-                    <w:tc>
-                      <w:tcPr>
-                        <w:tcW w:w="0" w:type="auto"/>
-                        <w:vAlign w:val="center"/>
-                        <w:hideMark/>
-                      </w:tcPr>
-                      <w:p>
-                        <w:pPr>
-                          <w:spacing w:after="0" w:line="240" w:lineRule="auto"/>
-                          <w:rPr>
-                            <w:rFonts w:ascii="Times New Roman" w:eastAsia="Times New Roman" w:hAnsi="Times New Roman" w:cs="Times New Roman"/>
-                            <w:sz w:val="24"/>
-                            <w:szCs w:val="24"/>
-                            <w:lang w:eastAsia="bg-BG"/>
-                          </w:rPr>
-                        </w:pPr>
-                        <w:r>
-                          <w:rPr>
-                            <w:rFonts w:ascii="Times New Roman" w:eastAsia="Times New Roman" w:hAnsi="Times New Roman" w:cs="Times New Roman"/>
-                            <w:sz w:val="24"/>
-                            <w:szCs w:val="24"/>
-                            <w:lang w:eastAsia="bg-BG"/>
-                          </w:rPr>
-                          <w:t>HC-SR04 Ултразвуков сензор</w:t>
-                        </w:r>
-                      </w:p>
-                    </w:tc>
-                    <w:tc>
-                      <w:tcPr>
-                        <w:tcW w:w="0" w:type="auto"/>
-                        <w:vAlign w:val="center"/>
-                        <w:hideMark/>
-                      </w:tcPr>
-                      <w:p>
-                        <w:pPr>
-                          <w:spacing w:after="0" w:line="240" w:lineRule="auto"/>
-                          <w:rPr>
-                            <w:rFonts w:ascii="Times New Roman" w:eastAsia="Times New Roman" w:hAnsi="Times New Roman" w:cs="Times New Roman"/>
-                            <w:sz w:val="24"/>
-                            <w:szCs w:val="24"/>
-                            <w:lang w:eastAsia="bg-BG"/>
-                          </w:rPr>
-                        </w:pPr>
-                        <w:r>
-                          <w:rPr>
-                            <w:rFonts w:ascii="Times New Roman" w:eastAsia="Times New Roman" w:hAnsi="Times New Roman" w:cs="Times New Roman"/>
-                            <w:sz w:val="24"/>
-                            <w:szCs w:val="24"/>
-                            <w:lang w:eastAsia="bg-BG"/>
-                          </w:rPr>
-                          <w:t>1</w:t>
-                        </w:r>
-                      </w:p>
-                    </w:tc>
-                  </w:tr>
-                </w:tbl>
-                <w:p/>
-              </w:tc>
-              <w:tc>
-                <w:tcPr>
-                  <w:tcW w:w="0" w:type="auto"/>
-                  <w:vAlign w:val="center"/>
-                </w:tcPr>
-                <w:p/>
-              </w:tc>
-            </w:tr>
-          </w:tbl>
-          <w:p>
-            <w:pPr>
-              <w:spacing w:after="0" w:line="240" w:lineRule="auto"/>
-              <w:rPr>
-                <w:rFonts w:ascii="Times New Roman" w:eastAsia="Times New Roman" w:hAnsi="Times New Roman" w:cs="Times New Roman"/>
-                <w:sz w:val="24"/>
-                <w:szCs w:val="24"/>
-                <w:lang w:eastAsia="bg-BG"/>
-              </w:rPr>
-            </w:pPr>
-          </w:p>
-        </w:tc>
-      </w:tr>
-    </w:tbl>
+    <w:p>
+      <w:pPr>
+        <w:spacing w:before="100" w:beforeAutospacing="1" w:after="100" w:afterAutospacing="1" w:line="240" w:lineRule="auto"/>
+        <w:outlineLvl w:val="0"/>
+      </w:pPr>
+      <w:proofErr w:type="spellStart"/>
+      <w:r>
+        <w:t>Arduino</w:t>
+      </w:r>
+      <w:proofErr w:type="spellEnd"/>
+      <w:r>
+        <w:t xml:space="preserve"> UNO</w:t>
+      </w:r>
+      <w:r>
+        <w:t xml:space="preserve"> – 1</w:t>
+      </w:r>
+    </w:p>
+    <w:p>
+      <w:pPr>
+        <w:spacing w:before="100" w:beforeAutospacing="1" w:after="100" w:afterAutospacing="1" w:line="240" w:lineRule="auto"/>
+        <w:outlineLvl w:val="0"/>
+      </w:pPr>
+      <w:r>
+        <w:lastRenderedPageBreak/>
+        <w:t>HC-SR04 Ултразвуков сензор</w:t>
+      </w:r>
+      <w:r>
+        <w:t xml:space="preserve"> – 1</w:t>
+      </w:r>
+    </w:p>
+    <w:p>
+      <w:pPr>
+        <w:spacing w:before="100" w:beforeAutospacing="1" w:after="100" w:afterAutospacing="1" w:line="240" w:lineRule="auto"/>
+        <w:outlineLvl w:val="0"/>
+      </w:pPr>
+      <w:proofErr w:type="spellStart"/>
+      <w:r>
+        <w:t>Breadboard</w:t>
+      </w:r>
+      <w:proofErr w:type="spellEnd"/>
+      <w:r>
+        <w:t xml:space="preserve"> – 1</w:t>
+      </w:r>
+    </w:p>
+    <w:p>
+      <w:pPr>
+        <w:spacing w:before="100" w:beforeAutospacing="1" w:after="100" w:afterAutospacing="1" w:line="240" w:lineRule="auto"/>
+        <w:outlineLvl w:val="0"/>
+      </w:pPr>
+      <w:proofErr w:type="spellStart"/>
+      <w:r>
+        <w:t>Jumper</w:t>
+      </w:r>
+      <w:proofErr w:type="spellEnd"/>
+      <w:r>
+        <w:t xml:space="preserve"> кабели</w:t>
+      </w:r>
+      <w:r>
+        <w:t xml:space="preserve"> - няколко</w:t>
+      </w:r>
+    </w:p>
+    <w:p>
+      <w:pPr>
+        <w:spacing w:before="100" w:beforeAutospacing="1" w:after="100" w:afterAutospacing="1" w:line="240" w:lineRule="auto"/>
+        <w:outlineLvl w:val="0"/>
+        <w:rPr>
+          <w:rFonts w:ascii="Times New Roman" w:eastAsia="Times New Roman" w:hAnsi="Times New Roman" w:cs="Times New Roman"/>
+          <w:b/>
+          <w:bCs/>
+          <w:kern w:val="36"/>
+          <w:sz w:val="48"/>
+          <w:szCs w:val="48"/>
+          <w:lang w:eastAsia="bg-BG"/>
+        </w:rPr>
+      </w:pPr>
+      <w:r>
+        <w:t>USB кабел</w:t>
+      </w:r>
+      <w:r>
+        <w:t xml:space="preserve"> - 1</w:t>
+      </w:r>
+    </w:p>
     <w:p>
       <w:pPr>
         <w:spacing w:after="0" w:line="240" w:lineRule="auto"/>

--- a/парктроник проект.docx
+++ b/парктроник проект.docx
@@ -862,8 +862,8 @@
         <w:tblLook w:val="04A0" w:firstRow="1" w:lastRow="0" w:firstColumn="1" w:lastColumn="0" w:noHBand="0" w:noVBand="1"/>
       </w:tblPr>
       <w:tblGrid>
-        <w:gridCol w:w="1062"/>
-        <w:gridCol w:w="1536"/>
+        <w:gridCol w:w="2702"/>
+        <w:gridCol w:w="2702"/>
       </w:tblGrid>
       <w:tr>
         <w:trPr>
@@ -872,7 +872,6 @@
         <w:tc>
           <w:tcPr>
             <w:tcW w:w="0" w:type="auto"/>
-            <w:vAlign w:val="center"/>
             <w:hideMark/>
           </w:tcPr>
           <w:p>
@@ -889,22 +888,75 @@
               </w:rPr>
             </w:pPr>
             <w:r>
-              <w:rPr>
-                <w:rFonts w:ascii="Times New Roman" w:eastAsia="Times New Roman" w:hAnsi="Times New Roman" w:cs="Times New Roman"/>
-                <w:b/>
-                <w:bCs/>
-                <w:sz w:val="24"/>
-                <w:szCs w:val="24"/>
-                <w:lang w:eastAsia="bg-BG"/>
-              </w:rPr>
-              <w:t>HC-SR04</w:t>
+              <w:t xml:space="preserve">HC-SR04 </w:t>
+            </w:r>
+            <w:proofErr w:type="spellStart"/>
+            <w:r>
+              <w:t>Arduino</w:t>
+            </w:r>
+            <w:proofErr w:type="spellEnd"/>
+            <w:r>
+              <w:t xml:space="preserve"> UNO</w:t>
+            </w:r>
+            <w:r>
+              <w:br/>
+              <w:t>---------------------------------------</w:t>
+            </w:r>
+            <w:r>
+              <w:br/>
+              <w:t>VCC -------------&gt; 5V</w:t>
+            </w:r>
+            <w:r>
+              <w:br/>
+              <w:t>GND -------------&gt; GND</w:t>
+            </w:r>
+            <w:r>
+              <w:br/>
+              <w:t>TRIG -------------&gt; D5</w:t>
+            </w:r>
+            <w:r>
+              <w:br/>
+              <w:t>ECHO -------------&gt; D6</w:t>
+            </w:r>
+            <w:r>
+              <w:br/>
+            </w:r>
+            <w:r>
+              <w:br/>
+            </w:r>
+            <w:proofErr w:type="spellStart"/>
+            <w:r>
+              <w:t>Buzzer</w:t>
+            </w:r>
+            <w:proofErr w:type="spellEnd"/>
+            <w:r>
+              <w:t xml:space="preserve"> </w:t>
+            </w:r>
+            <w:proofErr w:type="spellStart"/>
+            <w:r>
+              <w:t>Arduino</w:t>
+            </w:r>
+            <w:proofErr w:type="spellEnd"/>
+            <w:r>
+              <w:t xml:space="preserve"> UNO</w:t>
+            </w:r>
+            <w:r>
+              <w:br/>
+              <w:t>---------------------------------------</w:t>
+            </w:r>
+            <w:r>
+              <w:br/>
+              <w:t>+ -------------&gt; D8*</w:t>
+            </w:r>
+            <w:r>
+              <w:br/>
+              <w:t>- -------------&gt; GND</w:t>
             </w:r>
           </w:p>
         </w:tc>
         <w:tc>
           <w:tcPr>
             <w:tcW w:w="0" w:type="auto"/>
-            <w:vAlign w:val="center"/>
             <w:hideMark/>
           </w:tcPr>
           <w:p>
@@ -920,29 +972,70 @@
                 <w:lang w:eastAsia="bg-BG"/>
               </w:rPr>
             </w:pPr>
+            <w:r>
+              <w:t xml:space="preserve">HC-SR04 </w:t>
+            </w:r>
             <w:proofErr w:type="spellStart"/>
             <w:r>
-              <w:rPr>
-                <w:rFonts w:ascii="Times New Roman" w:eastAsia="Times New Roman" w:hAnsi="Times New Roman" w:cs="Times New Roman"/>
-                <w:b/>
-                <w:bCs/>
-                <w:sz w:val="24"/>
-                <w:szCs w:val="24"/>
-                <w:lang w:eastAsia="bg-BG"/>
-              </w:rPr>
               <w:t>Arduino</w:t>
             </w:r>
             <w:proofErr w:type="spellEnd"/>
             <w:r>
-              <w:rPr>
-                <w:rFonts w:ascii="Times New Roman" w:eastAsia="Times New Roman" w:hAnsi="Times New Roman" w:cs="Times New Roman"/>
-                <w:b/>
-                <w:bCs/>
-                <w:sz w:val="24"/>
-                <w:szCs w:val="24"/>
-                <w:lang w:eastAsia="bg-BG"/>
-              </w:rPr>
               <w:t xml:space="preserve"> UNO</w:t>
+            </w:r>
+            <w:r>
+              <w:br/>
+              <w:t>---------------------------------------</w:t>
+            </w:r>
+            <w:r>
+              <w:br/>
+              <w:t>VCC -------------&gt; 5V</w:t>
+            </w:r>
+            <w:r>
+              <w:br/>
+              <w:t>GND -------------&gt; GND</w:t>
+            </w:r>
+            <w:r>
+              <w:br/>
+              <w:t>TRIG -------------&gt; D5</w:t>
+            </w:r>
+            <w:r>
+              <w:br/>
+              <w:t>ECHO -------------&gt; D6</w:t>
+            </w:r>
+            <w:r>
+              <w:br/>
+            </w:r>
+            <w:r>
+              <w:br/>
+            </w:r>
+            <w:proofErr w:type="spellStart"/>
+            <w:r>
+              <w:t>Buzzer</w:t>
+            </w:r>
+            <w:proofErr w:type="spellEnd"/>
+            <w:r>
+              <w:t xml:space="preserve"> </w:t>
+            </w:r>
+            <w:proofErr w:type="spellStart"/>
+            <w:r>
+              <w:t>Arduino</w:t>
+            </w:r>
+            <w:proofErr w:type="spellEnd"/>
+            <w:r>
+              <w:t xml:space="preserve"> UNO</w:t>
+            </w:r>
+            <w:r>
+              <w:br/>
+              <w:t>---------------------------------------</w:t>
+            </w:r>
+            <w:r>
+              <w:br/>
+              <w:t>+ -------------&gt; D8*</w:t>
+            </w:r>
+            <w:r>
+              <w:br/>
+              <w:t>- -------------&gt; GND</w:t>
             </w:r>
           </w:p>
         </w:tc>
@@ -954,8 +1047,6 @@
         <w:tc>
           <w:tcPr>
             <w:tcW w:w="0" w:type="auto"/>
-            <w:vAlign w:val="center"/>
-            <w:hideMark/>
           </w:tcPr>
           <w:p>
             <w:pPr>
@@ -967,22 +1058,11 @@
                 <w:lang w:eastAsia="bg-BG"/>
               </w:rPr>
             </w:pPr>
-            <w:r>
-              <w:rPr>
-                <w:rFonts w:ascii="Times New Roman" w:eastAsia="Times New Roman" w:hAnsi="Times New Roman" w:cs="Times New Roman"/>
-                <w:sz w:val="24"/>
-                <w:szCs w:val="24"/>
-                <w:lang w:eastAsia="bg-BG"/>
-              </w:rPr>
-              <w:t>VCC</w:t>
-            </w:r>
           </w:p>
         </w:tc>
         <w:tc>
           <w:tcPr>
             <w:tcW w:w="0" w:type="auto"/>
-            <w:vAlign w:val="center"/>
-            <w:hideMark/>
           </w:tcPr>
           <w:p>
             <w:pPr>
@@ -994,15 +1074,6 @@
                 <w:lang w:eastAsia="bg-BG"/>
               </w:rPr>
             </w:pPr>
-            <w:r>
-              <w:rPr>
-                <w:rFonts w:ascii="Times New Roman" w:eastAsia="Times New Roman" w:hAnsi="Times New Roman" w:cs="Times New Roman"/>
-                <w:sz w:val="24"/>
-                <w:szCs w:val="24"/>
-                <w:lang w:eastAsia="bg-BG"/>
-              </w:rPr>
-              <w:t>5V</w:t>
-            </w:r>
           </w:p>
         </w:tc>
       </w:tr>
@@ -1013,8 +1084,6 @@
         <w:tc>
           <w:tcPr>
             <w:tcW w:w="0" w:type="auto"/>
-            <w:vAlign w:val="center"/>
-            <w:hideMark/>
           </w:tcPr>
           <w:p>
             <w:pPr>
@@ -1026,22 +1095,11 @@
                 <w:lang w:eastAsia="bg-BG"/>
               </w:rPr>
             </w:pPr>
-            <w:r>
-              <w:rPr>
-                <w:rFonts w:ascii="Times New Roman" w:eastAsia="Times New Roman" w:hAnsi="Times New Roman" w:cs="Times New Roman"/>
-                <w:sz w:val="24"/>
-                <w:szCs w:val="24"/>
-                <w:lang w:eastAsia="bg-BG"/>
-              </w:rPr>
-              <w:t>GND</w:t>
-            </w:r>
           </w:p>
         </w:tc>
         <w:tc>
           <w:tcPr>
             <w:tcW w:w="0" w:type="auto"/>
-            <w:vAlign w:val="center"/>
-            <w:hideMark/>
           </w:tcPr>
           <w:p>
             <w:pPr>
@@ -1053,15 +1111,6 @@
                 <w:lang w:eastAsia="bg-BG"/>
               </w:rPr>
             </w:pPr>
-            <w:r>
-              <w:rPr>
-                <w:rFonts w:ascii="Times New Roman" w:eastAsia="Times New Roman" w:hAnsi="Times New Roman" w:cs="Times New Roman"/>
-                <w:sz w:val="24"/>
-                <w:szCs w:val="24"/>
-                <w:lang w:eastAsia="bg-BG"/>
-              </w:rPr>
-              <w:t>GND</w:t>
-            </w:r>
           </w:p>
         </w:tc>
       </w:tr>
@@ -1072,8 +1121,6 @@
         <w:tc>
           <w:tcPr>
             <w:tcW w:w="0" w:type="auto"/>
-            <w:vAlign w:val="center"/>
-            <w:hideMark/>
           </w:tcPr>
           <w:p>
             <w:pPr>
@@ -1085,22 +1132,11 @@
                 <w:lang w:eastAsia="bg-BG"/>
               </w:rPr>
             </w:pPr>
-            <w:r>
-              <w:rPr>
-                <w:rFonts w:ascii="Times New Roman" w:eastAsia="Times New Roman" w:hAnsi="Times New Roman" w:cs="Times New Roman"/>
-                <w:sz w:val="24"/>
-                <w:szCs w:val="24"/>
-                <w:lang w:eastAsia="bg-BG"/>
-              </w:rPr>
-              <w:t>TRIG</w:t>
-            </w:r>
           </w:p>
         </w:tc>
         <w:tc>
           <w:tcPr>
             <w:tcW w:w="0" w:type="auto"/>
-            <w:vAlign w:val="center"/>
-            <w:hideMark/>
           </w:tcPr>
           <w:p>
             <w:pPr>
@@ -1112,15 +1148,6 @@
                 <w:lang w:eastAsia="bg-BG"/>
               </w:rPr>
             </w:pPr>
-            <w:r>
-              <w:rPr>
-                <w:rFonts w:ascii="Times New Roman" w:eastAsia="Times New Roman" w:hAnsi="Times New Roman" w:cs="Times New Roman"/>
-                <w:sz w:val="24"/>
-                <w:szCs w:val="24"/>
-                <w:lang w:eastAsia="bg-BG"/>
-              </w:rPr>
-              <w:t>D5</w:t>
-            </w:r>
           </w:p>
         </w:tc>
       </w:tr>
@@ -1131,8 +1158,6 @@
         <w:tc>
           <w:tcPr>
             <w:tcW w:w="0" w:type="auto"/>
-            <w:vAlign w:val="center"/>
-            <w:hideMark/>
           </w:tcPr>
           <w:p>
             <w:pPr>
@@ -1144,22 +1169,11 @@
                 <w:lang w:eastAsia="bg-BG"/>
               </w:rPr>
             </w:pPr>
-            <w:r>
-              <w:rPr>
-                <w:rFonts w:ascii="Times New Roman" w:eastAsia="Times New Roman" w:hAnsi="Times New Roman" w:cs="Times New Roman"/>
-                <w:sz w:val="24"/>
-                <w:szCs w:val="24"/>
-                <w:lang w:eastAsia="bg-BG"/>
-              </w:rPr>
-              <w:t>ECHO</w:t>
-            </w:r>
           </w:p>
         </w:tc>
         <w:tc>
           <w:tcPr>
             <w:tcW w:w="0" w:type="auto"/>
-            <w:vAlign w:val="center"/>
-            <w:hideMark/>
           </w:tcPr>
           <w:p>
             <w:pPr>
@@ -1171,15 +1185,43 @@
                 <w:lang w:eastAsia="bg-BG"/>
               </w:rPr>
             </w:pPr>
-            <w:r>
+          </w:p>
+        </w:tc>
+      </w:tr>
+      <w:tr>
+        <w:trPr>
+          <w:tblCellSpacing w:w="15" w:type="dxa"/>
+        </w:trPr>
+        <w:tc>
+          <w:tcPr>
+            <w:tcW w:w="0" w:type="auto"/>
+          </w:tcPr>
+          <w:p>
+            <w:pPr>
+              <w:spacing w:after="0" w:line="240" w:lineRule="auto"/>
               <w:rPr>
                 <w:rFonts w:ascii="Times New Roman" w:eastAsia="Times New Roman" w:hAnsi="Times New Roman" w:cs="Times New Roman"/>
                 <w:sz w:val="24"/>
                 <w:szCs w:val="24"/>
                 <w:lang w:eastAsia="bg-BG"/>
               </w:rPr>
-              <w:t>D6</w:t>
-            </w:r>
+            </w:pPr>
+          </w:p>
+        </w:tc>
+        <w:tc>
+          <w:tcPr>
+            <w:tcW w:w="0" w:type="auto"/>
+          </w:tcPr>
+          <w:p>
+            <w:pPr>
+              <w:spacing w:after="0" w:line="240" w:lineRule="auto"/>
+              <w:rPr>
+                <w:rFonts w:ascii="Times New Roman" w:eastAsia="Times New Roman" w:hAnsi="Times New Roman" w:cs="Times New Roman"/>
+                <w:sz w:val="24"/>
+                <w:szCs w:val="24"/>
+                <w:lang w:eastAsia="bg-BG"/>
+              </w:rPr>
+            </w:pPr>
           </w:p>
         </w:tc>
       </w:tr>
@@ -1256,7 +1298,6 @@
         <w:outlineLvl w:val="0"/>
       </w:pPr>
       <w:r>
-        <w:lastRenderedPageBreak/>
         <w:t>HC-SR04 Ултразвуков сензор</w:t>
       </w:r>
       <w:r>
@@ -1706,6 +1747,69 @@
     </w:p>
     <w:p>
       <w:pPr>
+        <w:spacing w:before="100" w:beforeAutospacing="1" w:after="100" w:afterAutospacing="1" w:line="240" w:lineRule="auto"/>
+        <w:ind w:left="720"/>
+        <w:rPr>
+          <w:rFonts w:ascii="Times New Roman" w:eastAsia="Times New Roman" w:hAnsi="Times New Roman" w:cs="Times New Roman"/>
+          <w:sz w:val="24"/>
+          <w:szCs w:val="24"/>
+          <w:lang w:eastAsia="bg-BG"/>
+        </w:rPr>
+      </w:pPr>
+      <w:r>
+        <w:rPr>
+          <w:rFonts w:ascii="Times New Roman" w:eastAsia="Times New Roman" w:hAnsi="Times New Roman" w:cs="Times New Roman"/>
+          <w:noProof/>
+          <w:sz w:val="24"/>
+          <w:szCs w:val="24"/>
+          <w:lang w:eastAsia="bg-BG"/>
+        </w:rPr>
+        <w:lastRenderedPageBreak/>
+        <w:drawing>
+          <wp:inline distT="0" distB="0" distL="0" distR="0" wp14:anchorId="65478B52" wp14:editId="5ADB580B">
+            <wp:extent cx="5848350" cy="2990575"/>
+            <wp:effectExtent l="0" t="0" r="0" b="635"/>
+            <wp:docPr id="2" name="Картина 2"/>
+            <wp:cNvGraphicFramePr>
+              <a:graphicFrameLocks xmlns:a="http://schemas.openxmlformats.org/drawingml/2006/main" noChangeAspect="1"/>
+            </wp:cNvGraphicFramePr>
+            <a:graphic xmlns:a="http://schemas.openxmlformats.org/drawingml/2006/main">
+              <a:graphicData uri="http://schemas.openxmlformats.org/drawingml/2006/picture">
+                <pic:pic xmlns:pic="http://schemas.openxmlformats.org/drawingml/2006/picture">
+                  <pic:nvPicPr>
+                    <pic:cNvPr id="2" name="Картина 2"/>
+                    <pic:cNvPicPr/>
+                  </pic:nvPicPr>
+                  <pic:blipFill>
+                    <a:blip r:embed="rId6">
+                      <a:extLst>
+                        <a:ext uri="{28A0092B-C50C-407E-A947-70E740481C1C}">
+                          <a14:useLocalDpi xmlns:a14="http://schemas.microsoft.com/office/drawing/2010/main" val="0"/>
+                        </a:ext>
+                      </a:extLst>
+                    </a:blip>
+                    <a:stretch>
+                      <a:fillRect/>
+                    </a:stretch>
+                  </pic:blipFill>
+                  <pic:spPr>
+                    <a:xfrm>
+                      <a:off x="0" y="0"/>
+                      <a:ext cx="5872567" cy="3002958"/>
+                    </a:xfrm>
+                    <a:prstGeom prst="rect">
+                      <a:avLst/>
+                    </a:prstGeom>
+                  </pic:spPr>
+                </pic:pic>
+              </a:graphicData>
+            </a:graphic>
+          </wp:inline>
+        </w:drawing>
+      </w:r>
+    </w:p>
+    <w:p>
+      <w:pPr>
         <w:spacing w:after="0" w:line="240" w:lineRule="auto"/>
         <w:rPr>
           <w:rFonts w:ascii="Times New Roman" w:eastAsia="Times New Roman" w:hAnsi="Times New Roman" w:cs="Times New Roman"/>
@@ -1823,14 +1927,25 @@
           <w:lang w:eastAsia="bg-BG"/>
         </w:rPr>
       </w:pPr>
-      <w:r>
-        <w:rPr>
-          <w:rFonts w:ascii="Times New Roman" w:eastAsia="Times New Roman" w:hAnsi="Times New Roman" w:cs="Times New Roman"/>
-          <w:sz w:val="24"/>
-          <w:szCs w:val="24"/>
-          <w:lang w:eastAsia="bg-BG"/>
-        </w:rPr>
-        <w:t>Проектът демонстрира основни принципи на работа на вградените системи, включително работа със сензори, обработка на данни и комуникация между хардуер и софтуер.</w:t>
+      <w:proofErr w:type="spellStart"/>
+      <w:r>
+        <w:rPr>
+          <w:rFonts w:ascii="Times New Roman" w:eastAsia="Times New Roman" w:hAnsi="Times New Roman" w:cs="Times New Roman"/>
+          <w:sz w:val="24"/>
+          <w:szCs w:val="24"/>
+          <w:lang w:eastAsia="bg-BG"/>
+        </w:rPr>
+        <w:t>Проектът</w:t>
+      </w:r>
+      <w:proofErr w:type="spellEnd"/>
+      <w:r>
+        <w:rPr>
+          <w:rFonts w:ascii="Times New Roman" w:eastAsia="Times New Roman" w:hAnsi="Times New Roman" w:cs="Times New Roman"/>
+          <w:sz w:val="24"/>
+          <w:szCs w:val="24"/>
+          <w:lang w:eastAsia="bg-BG"/>
+        </w:rPr>
+        <w:t xml:space="preserve"> демонстрира основни принципи на работа на вградените системи, включително работа със сензори, обработка на данни и комуникация между хардуер и софтуер.</w:t>
       </w:r>
     </w:p>
     <w:p>
